--- a/DOCUMENTATION.docx
+++ b/DOCUMENTATION.docx
@@ -9447,16 +9447,7 @@
           <w:sz w:val="36"/>
           <w:szCs w:val="36"/>
         </w:rPr>
-        <w:t>@tailwind utilities</w:t>
-      </w:r>
-      <w:r>
-        <w:rPr>
-          <w:b/>
-          <w:bCs/>
-          <w:sz w:val="36"/>
-          <w:szCs w:val="36"/>
-        </w:rPr>
-        <w:t>; “</w:t>
+        <w:t>@tailwind utilities; “</w:t>
       </w:r>
     </w:p>
     <w:p>
@@ -9538,16 +9529,36 @@
           <w:sz w:val="36"/>
           <w:szCs w:val="36"/>
         </w:rPr>
-        <w:t xml:space="preserve"> "./index.css";</w:t>
-      </w:r>
-      <w:r>
-        <w:rPr>
-          <w:b/>
-          <w:bCs/>
-          <w:sz w:val="36"/>
-          <w:szCs w:val="36"/>
-        </w:rPr>
-        <w:t xml:space="preserve"> ” in </w:t>
+        <w:t xml:space="preserve"> "./index.css"</w:t>
+      </w:r>
+      <w:proofErr w:type="gramStart"/>
+      <w:r>
+        <w:rPr>
+          <w:b/>
+          <w:bCs/>
+          <w:sz w:val="36"/>
+          <w:szCs w:val="36"/>
+        </w:rPr>
+        <w:t>;</w:t>
+      </w:r>
+      <w:r>
+        <w:rPr>
+          <w:b/>
+          <w:bCs/>
+          <w:sz w:val="36"/>
+          <w:szCs w:val="36"/>
+        </w:rPr>
+        <w:t xml:space="preserve"> ”</w:t>
+      </w:r>
+      <w:proofErr w:type="gramEnd"/>
+      <w:r>
+        <w:rPr>
+          <w:b/>
+          <w:bCs/>
+          <w:sz w:val="36"/>
+          <w:szCs w:val="36"/>
+        </w:rPr>
+        <w:t xml:space="preserve"> in </w:t>
       </w:r>
       <w:r>
         <w:rPr>
@@ -9637,6 +9648,2674 @@
         </w:rPr>
         <w:t>Commit</w:t>
       </w:r>
+    </w:p>
+    <w:p>
+      <w:pPr>
+        <w:pStyle w:val="ListParagraph"/>
+        <w:numPr>
+          <w:ilvl w:val="0"/>
+          <w:numId w:val="1"/>
+        </w:numPr>
+        <w:rPr>
+          <w:b/>
+          <w:bCs/>
+          <w:sz w:val="36"/>
+          <w:szCs w:val="36"/>
+        </w:rPr>
+      </w:pPr>
+      <w:r>
+        <w:rPr>
+          <w:b/>
+          <w:bCs/>
+          <w:sz w:val="36"/>
+          <w:szCs w:val="36"/>
+        </w:rPr>
+        <w:t xml:space="preserve">Changing the </w:t>
+      </w:r>
+      <w:proofErr w:type="gramStart"/>
+      <w:r>
+        <w:rPr>
+          <w:b/>
+          <w:bCs/>
+          <w:sz w:val="36"/>
+          <w:szCs w:val="36"/>
+        </w:rPr>
+        <w:t>flow :</w:t>
+      </w:r>
+      <w:proofErr w:type="gramEnd"/>
+      <w:r>
+        <w:rPr>
+          <w:b/>
+          <w:bCs/>
+          <w:sz w:val="36"/>
+          <w:szCs w:val="36"/>
+        </w:rPr>
+        <w:t xml:space="preserve"> </w:t>
+      </w:r>
+    </w:p>
+    <w:p>
+      <w:pPr>
+        <w:pStyle w:val="ListParagraph"/>
+        <w:numPr>
+          <w:ilvl w:val="1"/>
+          <w:numId w:val="1"/>
+        </w:numPr>
+        <w:rPr>
+          <w:b/>
+          <w:bCs/>
+          <w:sz w:val="36"/>
+          <w:szCs w:val="36"/>
+        </w:rPr>
+      </w:pPr>
+      <w:r>
+        <w:rPr>
+          <w:b/>
+          <w:bCs/>
+          <w:sz w:val="36"/>
+          <w:szCs w:val="36"/>
+        </w:rPr>
+        <w:t xml:space="preserve">Previous </w:t>
+      </w:r>
+      <w:r>
+        <w:rPr>
+          <w:b/>
+          <w:bCs/>
+          <w:sz w:val="36"/>
+          <w:szCs w:val="36"/>
+        </w:rPr>
+        <w:sym w:font="Wingdings" w:char="F0E0"/>
+      </w:r>
+      <w:r>
+        <w:rPr>
+          <w:b/>
+          <w:bCs/>
+          <w:sz w:val="36"/>
+          <w:szCs w:val="36"/>
+        </w:rPr>
+        <w:t xml:space="preserve"> Home - City – </w:t>
+      </w:r>
+      <w:proofErr w:type="spellStart"/>
+      <w:r>
+        <w:rPr>
+          <w:b/>
+          <w:bCs/>
+          <w:sz w:val="36"/>
+          <w:szCs w:val="36"/>
+        </w:rPr>
+        <w:t>CityDetails</w:t>
+      </w:r>
+      <w:proofErr w:type="spellEnd"/>
+    </w:p>
+    <w:p>
+      <w:pPr>
+        <w:pStyle w:val="ListParagraph"/>
+        <w:numPr>
+          <w:ilvl w:val="1"/>
+          <w:numId w:val="1"/>
+        </w:numPr>
+        <w:rPr>
+          <w:b/>
+          <w:bCs/>
+          <w:sz w:val="36"/>
+          <w:szCs w:val="36"/>
+        </w:rPr>
+      </w:pPr>
+      <w:r>
+        <w:rPr>
+          <w:b/>
+          <w:bCs/>
+          <w:sz w:val="36"/>
+          <w:szCs w:val="36"/>
+        </w:rPr>
+        <w:t xml:space="preserve">Now </w:t>
+      </w:r>
+      <w:r>
+        <w:rPr>
+          <w:b/>
+          <w:bCs/>
+          <w:sz w:val="36"/>
+          <w:szCs w:val="36"/>
+        </w:rPr>
+        <w:sym w:font="Wingdings" w:char="F0E0"/>
+      </w:r>
+      <w:r>
+        <w:rPr>
+          <w:b/>
+          <w:bCs/>
+          <w:sz w:val="36"/>
+          <w:szCs w:val="36"/>
+        </w:rPr>
+        <w:t xml:space="preserve"> Home - State – City – </w:t>
+      </w:r>
+      <w:proofErr w:type="spellStart"/>
+      <w:r>
+        <w:rPr>
+          <w:b/>
+          <w:bCs/>
+          <w:sz w:val="36"/>
+          <w:szCs w:val="36"/>
+        </w:rPr>
+        <w:t>CityDetails</w:t>
+      </w:r>
+      <w:proofErr w:type="spellEnd"/>
+      <w:r>
+        <w:rPr>
+          <w:b/>
+          <w:bCs/>
+          <w:sz w:val="36"/>
+          <w:szCs w:val="36"/>
+        </w:rPr>
+        <w:t xml:space="preserve"> </w:t>
+      </w:r>
+    </w:p>
+    <w:p>
+      <w:pPr>
+        <w:pStyle w:val="ListParagraph"/>
+        <w:numPr>
+          <w:ilvl w:val="1"/>
+          <w:numId w:val="1"/>
+        </w:numPr>
+        <w:rPr>
+          <w:b/>
+          <w:bCs/>
+          <w:sz w:val="36"/>
+          <w:szCs w:val="36"/>
+        </w:rPr>
+      </w:pPr>
+      <w:r>
+        <w:rPr>
+          <w:b/>
+          <w:bCs/>
+          <w:sz w:val="36"/>
+          <w:szCs w:val="36"/>
+        </w:rPr>
+        <w:t xml:space="preserve">CREATE STATE </w:t>
+      </w:r>
+      <w:proofErr w:type="gramStart"/>
+      <w:r>
+        <w:rPr>
+          <w:b/>
+          <w:bCs/>
+          <w:sz w:val="36"/>
+          <w:szCs w:val="36"/>
+        </w:rPr>
+        <w:t>MODEL :</w:t>
+      </w:r>
+      <w:proofErr w:type="gramEnd"/>
+      <w:r>
+        <w:rPr>
+          <w:b/>
+          <w:bCs/>
+          <w:sz w:val="36"/>
+          <w:szCs w:val="36"/>
+        </w:rPr>
+        <w:t xml:space="preserve"> </w:t>
+      </w:r>
+    </w:p>
+    <w:p>
+      <w:pPr>
+        <w:pStyle w:val="ListParagraph"/>
+        <w:numPr>
+          <w:ilvl w:val="3"/>
+          <w:numId w:val="1"/>
+        </w:numPr>
+        <w:rPr>
+          <w:b/>
+          <w:bCs/>
+          <w:sz w:val="36"/>
+          <w:szCs w:val="36"/>
+        </w:rPr>
+      </w:pPr>
+      <w:r>
+        <w:rPr>
+          <w:b/>
+          <w:bCs/>
+          <w:sz w:val="36"/>
+          <w:szCs w:val="36"/>
+        </w:rPr>
+        <w:t>server/models/State.js</w:t>
+      </w:r>
+    </w:p>
+    <w:p>
+      <w:pPr>
+        <w:pStyle w:val="ListParagraph"/>
+        <w:numPr>
+          <w:ilvl w:val="3"/>
+          <w:numId w:val="1"/>
+        </w:numPr>
+        <w:rPr>
+          <w:b/>
+          <w:bCs/>
+          <w:sz w:val="36"/>
+          <w:szCs w:val="36"/>
+        </w:rPr>
+      </w:pPr>
+      <w:r>
+        <w:rPr>
+          <w:b/>
+          <w:bCs/>
+          <w:sz w:val="36"/>
+          <w:szCs w:val="36"/>
+        </w:rPr>
+        <w:t>server/controllers/stateController.js</w:t>
+      </w:r>
+    </w:p>
+    <w:p>
+      <w:pPr>
+        <w:pStyle w:val="ListParagraph"/>
+        <w:numPr>
+          <w:ilvl w:val="3"/>
+          <w:numId w:val="1"/>
+        </w:numPr>
+        <w:rPr>
+          <w:b/>
+          <w:bCs/>
+          <w:sz w:val="36"/>
+          <w:szCs w:val="36"/>
+        </w:rPr>
+      </w:pPr>
+      <w:r>
+        <w:rPr>
+          <w:b/>
+          <w:bCs/>
+          <w:sz w:val="36"/>
+          <w:szCs w:val="36"/>
+        </w:rPr>
+        <w:t>server/controllers/stateController.js</w:t>
+      </w:r>
+    </w:p>
+    <w:p>
+      <w:pPr>
+        <w:pStyle w:val="ListParagraph"/>
+        <w:numPr>
+          <w:ilvl w:val="3"/>
+          <w:numId w:val="1"/>
+        </w:numPr>
+        <w:rPr>
+          <w:b/>
+          <w:bCs/>
+          <w:sz w:val="36"/>
+          <w:szCs w:val="36"/>
+        </w:rPr>
+      </w:pPr>
+      <w:r>
+        <w:rPr>
+          <w:b/>
+          <w:bCs/>
+          <w:sz w:val="36"/>
+          <w:szCs w:val="36"/>
+        </w:rPr>
+        <w:t>Add routes in server.js</w:t>
+      </w:r>
+    </w:p>
+    <w:p>
+      <w:pPr>
+        <w:pStyle w:val="ListParagraph"/>
+        <w:numPr>
+          <w:ilvl w:val="3"/>
+          <w:numId w:val="1"/>
+        </w:numPr>
+        <w:rPr>
+          <w:b/>
+          <w:bCs/>
+          <w:sz w:val="36"/>
+          <w:szCs w:val="36"/>
+        </w:rPr>
+      </w:pPr>
+      <w:r>
+        <w:rPr>
+          <w:b/>
+          <w:bCs/>
+          <w:sz w:val="36"/>
+          <w:szCs w:val="36"/>
+        </w:rPr>
+        <w:t xml:space="preserve">Now run and Test at Thunder Client using POST - </w:t>
+      </w:r>
+      <w:hyperlink r:id="rId19" w:history="1">
+        <w:r>
+          <w:rPr>
+            <w:rStyle w:val="Hyperlink"/>
+            <w:b/>
+            <w:bCs/>
+            <w:sz w:val="36"/>
+            <w:szCs w:val="36"/>
+          </w:rPr>
+          <w:t>http://localhost:5000/api/states</w:t>
+        </w:r>
+      </w:hyperlink>
+      <w:r>
+        <w:rPr>
+          <w:b/>
+          <w:bCs/>
+          <w:sz w:val="36"/>
+          <w:szCs w:val="36"/>
+        </w:rPr>
+        <w:t xml:space="preserve"> and body </w:t>
+      </w:r>
+      <w:proofErr w:type="gramStart"/>
+      <w:r>
+        <w:rPr>
+          <w:b/>
+          <w:bCs/>
+          <w:sz w:val="36"/>
+          <w:szCs w:val="36"/>
+        </w:rPr>
+        <w:t>( content</w:t>
+      </w:r>
+      <w:proofErr w:type="gramEnd"/>
+      <w:r>
+        <w:rPr>
+          <w:b/>
+          <w:bCs/>
+          <w:sz w:val="36"/>
+          <w:szCs w:val="36"/>
+        </w:rPr>
+        <w:t xml:space="preserve"> )</w:t>
+      </w:r>
+    </w:p>
+    <w:p>
+      <w:pPr>
+        <w:pStyle w:val="ListParagraph"/>
+        <w:numPr>
+          <w:ilvl w:val="1"/>
+          <w:numId w:val="1"/>
+        </w:numPr>
+        <w:rPr>
+          <w:b/>
+          <w:bCs/>
+          <w:sz w:val="36"/>
+          <w:szCs w:val="36"/>
+        </w:rPr>
+      </w:pPr>
+      <w:r>
+        <w:rPr>
+          <w:b/>
+          <w:bCs/>
+          <w:sz w:val="36"/>
+          <w:szCs w:val="36"/>
+        </w:rPr>
+        <w:t xml:space="preserve">LINK CITY → </w:t>
+      </w:r>
+      <w:proofErr w:type="gramStart"/>
+      <w:r>
+        <w:rPr>
+          <w:b/>
+          <w:bCs/>
+          <w:sz w:val="36"/>
+          <w:szCs w:val="36"/>
+        </w:rPr>
+        <w:t>STATE</w:t>
+      </w:r>
+      <w:r>
+        <w:rPr>
+          <w:b/>
+          <w:bCs/>
+          <w:sz w:val="36"/>
+          <w:szCs w:val="36"/>
+        </w:rPr>
+        <w:t xml:space="preserve"> :</w:t>
+      </w:r>
+      <w:proofErr w:type="gramEnd"/>
+    </w:p>
+    <w:p>
+      <w:pPr>
+        <w:pStyle w:val="ListParagraph"/>
+        <w:numPr>
+          <w:ilvl w:val="2"/>
+          <w:numId w:val="1"/>
+        </w:numPr>
+        <w:rPr>
+          <w:b/>
+          <w:bCs/>
+          <w:sz w:val="36"/>
+          <w:szCs w:val="36"/>
+        </w:rPr>
+      </w:pPr>
+      <w:r>
+        <w:rPr>
+          <w:b/>
+          <w:bCs/>
+          <w:sz w:val="36"/>
+          <w:szCs w:val="36"/>
+        </w:rPr>
+        <w:t xml:space="preserve">Update </w:t>
+      </w:r>
+      <w:proofErr w:type="gramStart"/>
+      <w:r>
+        <w:rPr>
+          <w:b/>
+          <w:bCs/>
+          <w:sz w:val="36"/>
+          <w:szCs w:val="36"/>
+        </w:rPr>
+        <w:t>server/models/City.js</w:t>
+      </w:r>
+      <w:r>
+        <w:rPr>
+          <w:b/>
+          <w:bCs/>
+          <w:sz w:val="36"/>
+          <w:szCs w:val="36"/>
+        </w:rPr>
+        <w:t xml:space="preserve"> :</w:t>
+      </w:r>
+      <w:proofErr w:type="gramEnd"/>
+      <w:r>
+        <w:rPr>
+          <w:b/>
+          <w:bCs/>
+          <w:sz w:val="36"/>
+          <w:szCs w:val="36"/>
+        </w:rPr>
+        <w:t xml:space="preserve"> add </w:t>
+      </w:r>
+      <w:proofErr w:type="gramStart"/>
+      <w:r>
+        <w:rPr>
+          <w:b/>
+          <w:bCs/>
+          <w:sz w:val="36"/>
+          <w:szCs w:val="36"/>
+        </w:rPr>
+        <w:t xml:space="preserve">“ </w:t>
+      </w:r>
+      <w:proofErr w:type="spellStart"/>
+      <w:r>
+        <w:rPr>
+          <w:b/>
+          <w:bCs/>
+          <w:sz w:val="36"/>
+          <w:szCs w:val="36"/>
+        </w:rPr>
+        <w:t>stateId</w:t>
+      </w:r>
+      <w:proofErr w:type="spellEnd"/>
+      <w:proofErr w:type="gramEnd"/>
+      <w:r>
+        <w:rPr>
+          <w:b/>
+          <w:bCs/>
+          <w:sz w:val="36"/>
+          <w:szCs w:val="36"/>
+        </w:rPr>
+        <w:t xml:space="preserve">: </w:t>
+      </w:r>
+      <w:proofErr w:type="gramStart"/>
+      <w:r>
+        <w:rPr>
+          <w:b/>
+          <w:bCs/>
+          <w:sz w:val="36"/>
+          <w:szCs w:val="36"/>
+        </w:rPr>
+        <w:t xml:space="preserve">{  </w:t>
+      </w:r>
+      <w:proofErr w:type="gramEnd"/>
+      <w:r>
+        <w:rPr>
+          <w:b/>
+          <w:bCs/>
+          <w:sz w:val="36"/>
+          <w:szCs w:val="36"/>
+        </w:rPr>
+        <w:t xml:space="preserve"> type: </w:t>
+      </w:r>
+      <w:proofErr w:type="spellStart"/>
+      <w:proofErr w:type="gramStart"/>
+      <w:r>
+        <w:rPr>
+          <w:b/>
+          <w:bCs/>
+          <w:sz w:val="36"/>
+          <w:szCs w:val="36"/>
+        </w:rPr>
+        <w:t>mongoose.Schema.Types</w:t>
+      </w:r>
+      <w:proofErr w:type="gramEnd"/>
+      <w:r>
+        <w:rPr>
+          <w:b/>
+          <w:bCs/>
+          <w:sz w:val="36"/>
+          <w:szCs w:val="36"/>
+        </w:rPr>
+        <w:t>.ObjectId</w:t>
+      </w:r>
+      <w:proofErr w:type="spellEnd"/>
+      <w:r>
+        <w:rPr>
+          <w:b/>
+          <w:bCs/>
+          <w:sz w:val="36"/>
+          <w:szCs w:val="36"/>
+        </w:rPr>
+        <w:t>,</w:t>
+      </w:r>
+    </w:p>
+    <w:p>
+      <w:pPr>
+        <w:pStyle w:val="ListParagraph"/>
+        <w:ind w:left="7200" w:firstLine="720"/>
+        <w:rPr>
+          <w:b/>
+          <w:bCs/>
+          <w:sz w:val="36"/>
+          <w:szCs w:val="36"/>
+        </w:rPr>
+      </w:pPr>
+      <w:r>
+        <w:rPr>
+          <w:b/>
+          <w:bCs/>
+          <w:sz w:val="36"/>
+          <w:szCs w:val="36"/>
+        </w:rPr>
+        <w:t xml:space="preserve"> </w:t>
+      </w:r>
+      <w:r>
+        <w:rPr>
+          <w:b/>
+          <w:bCs/>
+          <w:sz w:val="36"/>
+          <w:szCs w:val="36"/>
+        </w:rPr>
+        <w:tab/>
+      </w:r>
+      <w:r>
+        <w:rPr>
+          <w:b/>
+          <w:bCs/>
+          <w:sz w:val="36"/>
+          <w:szCs w:val="36"/>
+        </w:rPr>
+        <w:tab/>
+      </w:r>
+      <w:r>
+        <w:rPr>
+          <w:b/>
+          <w:bCs/>
+          <w:sz w:val="36"/>
+          <w:szCs w:val="36"/>
+        </w:rPr>
+        <w:t xml:space="preserve"> ref: "State",  </w:t>
+      </w:r>
+    </w:p>
+    <w:p>
+      <w:pPr>
+        <w:pStyle w:val="ListParagraph"/>
+        <w:ind w:left="8640"/>
+        <w:rPr>
+          <w:b/>
+          <w:bCs/>
+          <w:sz w:val="36"/>
+          <w:szCs w:val="36"/>
+        </w:rPr>
+      </w:pPr>
+      <w:r>
+        <w:rPr>
+          <w:b/>
+          <w:bCs/>
+          <w:sz w:val="36"/>
+          <w:szCs w:val="36"/>
+        </w:rPr>
+        <w:t xml:space="preserve">    </w:t>
+      </w:r>
+      <w:r>
+        <w:rPr>
+          <w:b/>
+          <w:bCs/>
+          <w:sz w:val="36"/>
+          <w:szCs w:val="36"/>
+        </w:rPr>
+        <w:t xml:space="preserve">    required: true</w:t>
+      </w:r>
+      <w:proofErr w:type="gramStart"/>
+      <w:r>
+        <w:rPr>
+          <w:b/>
+          <w:bCs/>
+          <w:sz w:val="36"/>
+          <w:szCs w:val="36"/>
+        </w:rPr>
+        <w:t>,</w:t>
+      </w:r>
+      <w:r>
+        <w:rPr>
+          <w:b/>
+          <w:bCs/>
+          <w:sz w:val="36"/>
+          <w:szCs w:val="36"/>
+        </w:rPr>
+        <w:t xml:space="preserve"> </w:t>
+      </w:r>
+      <w:r>
+        <w:rPr>
+          <w:b/>
+          <w:bCs/>
+          <w:sz w:val="36"/>
+          <w:szCs w:val="36"/>
+        </w:rPr>
+        <w:t>}</w:t>
+      </w:r>
+      <w:proofErr w:type="gramEnd"/>
+      <w:r>
+        <w:rPr>
+          <w:b/>
+          <w:bCs/>
+          <w:sz w:val="36"/>
+          <w:szCs w:val="36"/>
+        </w:rPr>
+        <w:t>,</w:t>
+      </w:r>
+      <w:r>
+        <w:rPr>
+          <w:b/>
+          <w:bCs/>
+          <w:sz w:val="36"/>
+          <w:szCs w:val="36"/>
+        </w:rPr>
+        <w:t xml:space="preserve"> “</w:t>
+      </w:r>
+    </w:p>
+    <w:p>
+      <w:pPr>
+        <w:pStyle w:val="ListParagraph"/>
+        <w:numPr>
+          <w:ilvl w:val="2"/>
+          <w:numId w:val="1"/>
+        </w:numPr>
+        <w:rPr>
+          <w:b/>
+          <w:bCs/>
+          <w:sz w:val="36"/>
+          <w:szCs w:val="36"/>
+        </w:rPr>
+      </w:pPr>
+      <w:r>
+        <w:rPr>
+          <w:b/>
+          <w:bCs/>
+          <w:sz w:val="36"/>
+          <w:szCs w:val="36"/>
+        </w:rPr>
+        <w:t xml:space="preserve">Update City </w:t>
+      </w:r>
+      <w:proofErr w:type="gramStart"/>
+      <w:r>
+        <w:rPr>
+          <w:b/>
+          <w:bCs/>
+          <w:sz w:val="36"/>
+          <w:szCs w:val="36"/>
+        </w:rPr>
+        <w:t>Controller</w:t>
+      </w:r>
+      <w:r>
+        <w:rPr>
+          <w:b/>
+          <w:bCs/>
+          <w:sz w:val="36"/>
+          <w:szCs w:val="36"/>
+        </w:rPr>
+        <w:t xml:space="preserve"> :</w:t>
+      </w:r>
+      <w:proofErr w:type="gramEnd"/>
+      <w:r>
+        <w:rPr>
+          <w:b/>
+          <w:bCs/>
+          <w:sz w:val="36"/>
+          <w:szCs w:val="36"/>
+        </w:rPr>
+        <w:t xml:space="preserve"> </w:t>
+      </w:r>
+    </w:p>
+    <w:p>
+      <w:pPr>
+        <w:pStyle w:val="ListParagraph"/>
+        <w:numPr>
+          <w:ilvl w:val="2"/>
+          <w:numId w:val="1"/>
+        </w:numPr>
+        <w:rPr>
+          <w:b/>
+          <w:bCs/>
+          <w:sz w:val="36"/>
+          <w:szCs w:val="36"/>
+        </w:rPr>
+      </w:pPr>
+      <w:r>
+        <w:rPr>
+          <w:b/>
+          <w:bCs/>
+          <w:sz w:val="36"/>
+          <w:szCs w:val="36"/>
+        </w:rPr>
+        <w:t>Add route in server.js</w:t>
+      </w:r>
+    </w:p>
+    <w:p>
+      <w:pPr>
+        <w:pStyle w:val="ListParagraph"/>
+        <w:numPr>
+          <w:ilvl w:val="2"/>
+          <w:numId w:val="1"/>
+        </w:numPr>
+        <w:rPr>
+          <w:b/>
+          <w:bCs/>
+          <w:sz w:val="36"/>
+          <w:szCs w:val="36"/>
+        </w:rPr>
+      </w:pPr>
+      <w:r>
+        <w:rPr>
+          <w:b/>
+          <w:bCs/>
+          <w:sz w:val="36"/>
+          <w:szCs w:val="36"/>
+        </w:rPr>
+        <w:t>Run and test and COMMIT</w:t>
+      </w:r>
+    </w:p>
+    <w:p>
+      <w:pPr>
+        <w:pStyle w:val="ListParagraph"/>
+        <w:numPr>
+          <w:ilvl w:val="0"/>
+          <w:numId w:val="1"/>
+        </w:numPr>
+        <w:rPr>
+          <w:b/>
+          <w:bCs/>
+          <w:sz w:val="36"/>
+          <w:szCs w:val="36"/>
+        </w:rPr>
+      </w:pPr>
+      <w:r>
+        <w:rPr>
+          <w:b/>
+          <w:bCs/>
+          <w:sz w:val="36"/>
+          <w:szCs w:val="36"/>
+        </w:rPr>
+        <w:t xml:space="preserve">CREATE REUSABLE </w:t>
+      </w:r>
+      <w:proofErr w:type="spellStart"/>
+      <w:r>
+        <w:rPr>
+          <w:b/>
+          <w:bCs/>
+          <w:sz w:val="36"/>
+          <w:szCs w:val="36"/>
+        </w:rPr>
+        <w:t>CityCard</w:t>
+      </w:r>
+      <w:proofErr w:type="spellEnd"/>
+      <w:r>
+        <w:rPr>
+          <w:b/>
+          <w:bCs/>
+          <w:sz w:val="36"/>
+          <w:szCs w:val="36"/>
+        </w:rPr>
+        <w:t xml:space="preserve"> </w:t>
+      </w:r>
+      <w:proofErr w:type="gramStart"/>
+      <w:r>
+        <w:rPr>
+          <w:b/>
+          <w:bCs/>
+          <w:sz w:val="36"/>
+          <w:szCs w:val="36"/>
+        </w:rPr>
+        <w:t>COMPONENT</w:t>
+      </w:r>
+      <w:r>
+        <w:rPr>
+          <w:b/>
+          <w:bCs/>
+          <w:sz w:val="36"/>
+          <w:szCs w:val="36"/>
+        </w:rPr>
+        <w:t xml:space="preserve"> :</w:t>
+      </w:r>
+      <w:proofErr w:type="gramEnd"/>
+      <w:r>
+        <w:rPr>
+          <w:b/>
+          <w:bCs/>
+          <w:sz w:val="36"/>
+          <w:szCs w:val="36"/>
+        </w:rPr>
+        <w:t xml:space="preserve"> </w:t>
+      </w:r>
+      <w:r>
+        <w:rPr>
+          <w:b/>
+          <w:bCs/>
+          <w:sz w:val="36"/>
+          <w:szCs w:val="36"/>
+        </w:rPr>
+        <w:t>client/</w:t>
+      </w:r>
+      <w:proofErr w:type="spellStart"/>
+      <w:r>
+        <w:rPr>
+          <w:b/>
+          <w:bCs/>
+          <w:sz w:val="36"/>
+          <w:szCs w:val="36"/>
+        </w:rPr>
+        <w:t>src</w:t>
+      </w:r>
+      <w:proofErr w:type="spellEnd"/>
+      <w:r>
+        <w:rPr>
+          <w:b/>
+          <w:bCs/>
+          <w:sz w:val="36"/>
+          <w:szCs w:val="36"/>
+        </w:rPr>
+        <w:t>/components/</w:t>
+      </w:r>
+      <w:proofErr w:type="spellStart"/>
+      <w:r>
+        <w:rPr>
+          <w:b/>
+          <w:bCs/>
+          <w:sz w:val="36"/>
+          <w:szCs w:val="36"/>
+        </w:rPr>
+        <w:t>CityCard.jsx</w:t>
+      </w:r>
+      <w:proofErr w:type="spellEnd"/>
+    </w:p>
+    <w:p>
+      <w:pPr>
+        <w:pStyle w:val="ListParagraph"/>
+        <w:numPr>
+          <w:ilvl w:val="0"/>
+          <w:numId w:val="1"/>
+        </w:numPr>
+        <w:rPr>
+          <w:b/>
+          <w:bCs/>
+          <w:sz w:val="36"/>
+          <w:szCs w:val="36"/>
+        </w:rPr>
+      </w:pPr>
+      <w:r>
+        <w:rPr>
+          <w:b/>
+          <w:bCs/>
+          <w:sz w:val="36"/>
+          <w:szCs w:val="36"/>
+        </w:rPr>
+        <w:t>To add state using Thunder Client -&gt;</w:t>
+      </w:r>
+    </w:p>
+    <w:p>
+      <w:pPr>
+        <w:pStyle w:val="ListParagraph"/>
+        <w:numPr>
+          <w:ilvl w:val="1"/>
+          <w:numId w:val="1"/>
+        </w:numPr>
+        <w:rPr>
+          <w:b/>
+          <w:bCs/>
+          <w:sz w:val="36"/>
+          <w:szCs w:val="36"/>
+        </w:rPr>
+      </w:pPr>
+      <w:proofErr w:type="gramStart"/>
+      <w:r>
+        <w:rPr>
+          <w:b/>
+          <w:bCs/>
+          <w:sz w:val="36"/>
+          <w:szCs w:val="36"/>
+        </w:rPr>
+        <w:t>Post :</w:t>
+      </w:r>
+      <w:proofErr w:type="gramEnd"/>
+      <w:r>
+        <w:rPr>
+          <w:b/>
+          <w:bCs/>
+          <w:sz w:val="36"/>
+          <w:szCs w:val="36"/>
+        </w:rPr>
+        <w:t xml:space="preserve"> </w:t>
+      </w:r>
+      <w:hyperlink r:id="rId20" w:history="1">
+        <w:r>
+          <w:rPr>
+            <w:rStyle w:val="Hyperlink"/>
+            <w:b/>
+            <w:bCs/>
+            <w:sz w:val="36"/>
+            <w:szCs w:val="36"/>
+          </w:rPr>
+          <w:t>http://localhost:5000/api/states</w:t>
+        </w:r>
+      </w:hyperlink>
+    </w:p>
+    <w:p>
+      <w:pPr>
+        <w:pStyle w:val="ListParagraph"/>
+        <w:numPr>
+          <w:ilvl w:val="3"/>
+          <w:numId w:val="1"/>
+        </w:numPr>
+        <w:rPr>
+          <w:b/>
+          <w:bCs/>
+          <w:sz w:val="36"/>
+          <w:szCs w:val="36"/>
+        </w:rPr>
+      </w:pPr>
+      <w:r>
+        <w:rPr>
+          <w:b/>
+          <w:bCs/>
+          <w:sz w:val="36"/>
+          <w:szCs w:val="36"/>
+        </w:rPr>
+        <w:t>Body –</w:t>
+      </w:r>
+    </w:p>
+    <w:p>
+      <w:pPr>
+        <w:pStyle w:val="ListParagraph"/>
+        <w:numPr>
+          <w:ilvl w:val="4"/>
+          <w:numId w:val="1"/>
+        </w:numPr>
+        <w:rPr>
+          <w:b/>
+          <w:bCs/>
+          <w:sz w:val="36"/>
+          <w:szCs w:val="36"/>
+        </w:rPr>
+      </w:pPr>
+      <w:r>
+        <w:rPr>
+          <w:b/>
+          <w:bCs/>
+          <w:sz w:val="36"/>
+          <w:szCs w:val="36"/>
+        </w:rPr>
+        <w:t>{</w:t>
+      </w:r>
+    </w:p>
+    <w:p>
+      <w:pPr>
+        <w:pStyle w:val="ListParagraph"/>
+        <w:numPr>
+          <w:ilvl w:val="4"/>
+          <w:numId w:val="1"/>
+        </w:numPr>
+        <w:rPr>
+          <w:b/>
+          <w:bCs/>
+          <w:sz w:val="36"/>
+          <w:szCs w:val="36"/>
+        </w:rPr>
+      </w:pPr>
+      <w:r>
+        <w:rPr>
+          <w:b/>
+          <w:bCs/>
+          <w:sz w:val="36"/>
+          <w:szCs w:val="36"/>
+        </w:rPr>
+        <w:t xml:space="preserve">  "name": "Rajasthan",</w:t>
+      </w:r>
+    </w:p>
+    <w:p>
+      <w:pPr>
+        <w:pStyle w:val="ListParagraph"/>
+        <w:numPr>
+          <w:ilvl w:val="4"/>
+          <w:numId w:val="1"/>
+        </w:numPr>
+        <w:rPr>
+          <w:b/>
+          <w:bCs/>
+          <w:sz w:val="36"/>
+          <w:szCs w:val="36"/>
+        </w:rPr>
+      </w:pPr>
+      <w:r>
+        <w:rPr>
+          <w:b/>
+          <w:bCs/>
+          <w:sz w:val="36"/>
+          <w:szCs w:val="36"/>
+        </w:rPr>
+        <w:t xml:space="preserve">  "description": "Land of forts, deserts and royal heritage",</w:t>
+      </w:r>
+    </w:p>
+    <w:p>
+      <w:pPr>
+        <w:pStyle w:val="ListParagraph"/>
+        <w:numPr>
+          <w:ilvl w:val="4"/>
+          <w:numId w:val="1"/>
+        </w:numPr>
+        <w:rPr>
+          <w:b/>
+          <w:bCs/>
+          <w:sz w:val="36"/>
+          <w:szCs w:val="36"/>
+        </w:rPr>
+      </w:pPr>
+      <w:r>
+        <w:rPr>
+          <w:b/>
+          <w:bCs/>
+          <w:sz w:val="36"/>
+          <w:szCs w:val="36"/>
+        </w:rPr>
+        <w:t xml:space="preserve">  "languages": ["Hindi", "Rajasthani"],</w:t>
+      </w:r>
+    </w:p>
+    <w:p>
+      <w:pPr>
+        <w:pStyle w:val="ListParagraph"/>
+        <w:numPr>
+          <w:ilvl w:val="4"/>
+          <w:numId w:val="1"/>
+        </w:numPr>
+        <w:rPr>
+          <w:b/>
+          <w:bCs/>
+          <w:sz w:val="36"/>
+          <w:szCs w:val="36"/>
+        </w:rPr>
+      </w:pPr>
+      <w:r>
+        <w:rPr>
+          <w:b/>
+          <w:bCs/>
+          <w:sz w:val="36"/>
+          <w:szCs w:val="36"/>
+        </w:rPr>
+        <w:t xml:space="preserve">  "image": "https://images.unsplash.com/photo-1582550745875-1d91e6d2c1b3"</w:t>
+      </w:r>
+    </w:p>
+    <w:p>
+      <w:pPr>
+        <w:pStyle w:val="ListParagraph"/>
+        <w:numPr>
+          <w:ilvl w:val="4"/>
+          <w:numId w:val="1"/>
+        </w:numPr>
+        <w:rPr>
+          <w:b/>
+          <w:bCs/>
+          <w:sz w:val="36"/>
+          <w:szCs w:val="36"/>
+        </w:rPr>
+      </w:pPr>
+      <w:r>
+        <w:rPr>
+          <w:b/>
+          <w:bCs/>
+          <w:sz w:val="36"/>
+          <w:szCs w:val="36"/>
+        </w:rPr>
+        <w:t>}</w:t>
+      </w:r>
+    </w:p>
+    <w:p>
+      <w:pPr>
+        <w:pStyle w:val="ListParagraph"/>
+        <w:numPr>
+          <w:ilvl w:val="0"/>
+          <w:numId w:val="1"/>
+        </w:numPr>
+        <w:rPr>
+          <w:b/>
+          <w:bCs/>
+          <w:sz w:val="36"/>
+          <w:szCs w:val="36"/>
+        </w:rPr>
+      </w:pPr>
+      <w:r>
+        <w:rPr>
+          <w:b/>
+          <w:bCs/>
+          <w:sz w:val="36"/>
+          <w:szCs w:val="36"/>
+        </w:rPr>
+        <w:t xml:space="preserve">To add </w:t>
+      </w:r>
+      <w:proofErr w:type="gramStart"/>
+      <w:r>
+        <w:rPr>
+          <w:b/>
+          <w:bCs/>
+          <w:sz w:val="36"/>
+          <w:szCs w:val="36"/>
+        </w:rPr>
+        <w:t>city  in</w:t>
+      </w:r>
+      <w:proofErr w:type="gramEnd"/>
+      <w:r>
+        <w:rPr>
+          <w:b/>
+          <w:bCs/>
+          <w:sz w:val="36"/>
+          <w:szCs w:val="36"/>
+        </w:rPr>
+        <w:t xml:space="preserve"> State using Thunder Client -&gt; </w:t>
+      </w:r>
+    </w:p>
+    <w:p>
+      <w:pPr>
+        <w:pStyle w:val="ListParagraph"/>
+        <w:numPr>
+          <w:ilvl w:val="1"/>
+          <w:numId w:val="1"/>
+        </w:numPr>
+        <w:rPr>
+          <w:b/>
+          <w:bCs/>
+          <w:sz w:val="36"/>
+          <w:szCs w:val="36"/>
+        </w:rPr>
+      </w:pPr>
+      <w:proofErr w:type="gramStart"/>
+      <w:r>
+        <w:rPr>
+          <w:b/>
+          <w:bCs/>
+          <w:sz w:val="36"/>
+          <w:szCs w:val="36"/>
+        </w:rPr>
+        <w:t>Post :</w:t>
+      </w:r>
+      <w:proofErr w:type="gramEnd"/>
+      <w:r>
+        <w:rPr>
+          <w:b/>
+          <w:bCs/>
+          <w:sz w:val="36"/>
+          <w:szCs w:val="36"/>
+        </w:rPr>
+        <w:t xml:space="preserve"> </w:t>
+      </w:r>
+      <w:hyperlink r:id="rId21" w:history="1">
+        <w:r>
+          <w:rPr>
+            <w:rStyle w:val="Hyperlink"/>
+            <w:b/>
+            <w:bCs/>
+            <w:sz w:val="36"/>
+            <w:szCs w:val="36"/>
+          </w:rPr>
+          <w:t>http://localhost:5000/api/cities/</w:t>
+        </w:r>
+      </w:hyperlink>
+      <w:r>
+        <w:rPr>
+          <w:b/>
+          <w:bCs/>
+          <w:sz w:val="36"/>
+          <w:szCs w:val="36"/>
+        </w:rPr>
+        <w:t xml:space="preserve"> </w:t>
+      </w:r>
+    </w:p>
+    <w:p>
+      <w:pPr>
+        <w:pStyle w:val="ListParagraph"/>
+        <w:numPr>
+          <w:ilvl w:val="3"/>
+          <w:numId w:val="1"/>
+        </w:numPr>
+        <w:rPr>
+          <w:sz w:val="36"/>
+          <w:szCs w:val="36"/>
+        </w:rPr>
+      </w:pPr>
+      <w:r>
+        <w:rPr>
+          <w:b/>
+          <w:bCs/>
+          <w:sz w:val="36"/>
+          <w:szCs w:val="36"/>
+        </w:rPr>
+        <w:t>Body –</w:t>
+      </w:r>
+      <w:r>
+        <w:rPr>
+          <w:sz w:val="36"/>
+          <w:szCs w:val="36"/>
+        </w:rPr>
+        <w:t xml:space="preserve"> </w:t>
+      </w:r>
+    </w:p>
+    <w:p>
+      <w:pPr>
+        <w:pStyle w:val="ListParagraph"/>
+        <w:numPr>
+          <w:ilvl w:val="4"/>
+          <w:numId w:val="1"/>
+        </w:numPr>
+        <w:rPr>
+          <w:sz w:val="36"/>
+          <w:szCs w:val="36"/>
+        </w:rPr>
+      </w:pPr>
+      <w:r>
+        <w:rPr>
+          <w:sz w:val="36"/>
+          <w:szCs w:val="36"/>
+        </w:rPr>
+        <w:t xml:space="preserve"> </w:t>
+      </w:r>
+      <w:proofErr w:type="gramStart"/>
+      <w:r>
+        <w:rPr>
+          <w:sz w:val="36"/>
+          <w:szCs w:val="36"/>
+        </w:rPr>
+        <w:t>{</w:t>
+      </w:r>
+      <w:r>
+        <w:rPr>
+          <w:sz w:val="36"/>
+          <w:szCs w:val="36"/>
+        </w:rPr>
+        <w:t xml:space="preserve"> "</w:t>
+      </w:r>
+      <w:proofErr w:type="gramEnd"/>
+      <w:r>
+        <w:rPr>
+          <w:sz w:val="36"/>
+          <w:szCs w:val="36"/>
+        </w:rPr>
+        <w:t>name": "Vrindavan",</w:t>
+      </w:r>
+    </w:p>
+    <w:p>
+      <w:pPr>
+        <w:pStyle w:val="ListParagraph"/>
+        <w:numPr>
+          <w:ilvl w:val="4"/>
+          <w:numId w:val="1"/>
+        </w:numPr>
+        <w:rPr>
+          <w:sz w:val="36"/>
+          <w:szCs w:val="36"/>
+        </w:rPr>
+      </w:pPr>
+      <w:r>
+        <w:rPr>
+          <w:sz w:val="36"/>
+          <w:szCs w:val="36"/>
+        </w:rPr>
+        <w:t xml:space="preserve">  "</w:t>
+      </w:r>
+      <w:proofErr w:type="spellStart"/>
+      <w:r>
+        <w:rPr>
+          <w:sz w:val="36"/>
+          <w:szCs w:val="36"/>
+        </w:rPr>
+        <w:t>stateId</w:t>
+      </w:r>
+      <w:proofErr w:type="spellEnd"/>
+      <w:r>
+        <w:rPr>
+          <w:sz w:val="36"/>
+          <w:szCs w:val="36"/>
+        </w:rPr>
+        <w:t>": "694e5a1b51db8e84cebaa7ea",</w:t>
+      </w:r>
+      <w:r>
+        <w:rPr>
+          <w:sz w:val="36"/>
+          <w:szCs w:val="36"/>
+        </w:rPr>
+        <w:t xml:space="preserve"> // this is id of state</w:t>
+      </w:r>
+    </w:p>
+    <w:p>
+      <w:pPr>
+        <w:pStyle w:val="ListParagraph"/>
+        <w:numPr>
+          <w:ilvl w:val="4"/>
+          <w:numId w:val="1"/>
+        </w:numPr>
+        <w:rPr>
+          <w:sz w:val="36"/>
+          <w:szCs w:val="36"/>
+        </w:rPr>
+      </w:pPr>
+      <w:r>
+        <w:rPr>
+          <w:sz w:val="36"/>
+          <w:szCs w:val="36"/>
+        </w:rPr>
+        <w:t xml:space="preserve">  "</w:t>
+      </w:r>
+      <w:proofErr w:type="spellStart"/>
+      <w:r>
+        <w:rPr>
+          <w:sz w:val="36"/>
+          <w:szCs w:val="36"/>
+        </w:rPr>
+        <w:t>description":"The</w:t>
+      </w:r>
+      <w:proofErr w:type="spellEnd"/>
+      <w:r>
+        <w:rPr>
+          <w:sz w:val="36"/>
+          <w:szCs w:val="36"/>
+        </w:rPr>
+        <w:t xml:space="preserve"> place of Love",</w:t>
+      </w:r>
+    </w:p>
+    <w:p>
+      <w:pPr>
+        <w:pStyle w:val="ListParagraph"/>
+        <w:numPr>
+          <w:ilvl w:val="4"/>
+          <w:numId w:val="1"/>
+        </w:numPr>
+        <w:rPr>
+          <w:sz w:val="36"/>
+          <w:szCs w:val="36"/>
+        </w:rPr>
+      </w:pPr>
+      <w:r>
+        <w:rPr>
+          <w:sz w:val="36"/>
+          <w:szCs w:val="36"/>
+        </w:rPr>
+        <w:t xml:space="preserve">  "image": </w:t>
+      </w:r>
+      <w:hyperlink r:id="rId22" w:history="1">
+        <w:r>
+          <w:rPr>
+            <w:rStyle w:val="Hyperlink"/>
+            <w:sz w:val="36"/>
+            <w:szCs w:val="36"/>
+          </w:rPr>
+          <w:t>https://example.com/agra.jpg</w:t>
+        </w:r>
+      </w:hyperlink>
+      <w:r>
+        <w:rPr>
+          <w:sz w:val="36"/>
+          <w:szCs w:val="36"/>
+        </w:rPr>
+        <w:tab/>
+      </w:r>
+    </w:p>
+    <w:p>
+      <w:pPr>
+        <w:pStyle w:val="ListParagraph"/>
+        <w:numPr>
+          <w:ilvl w:val="4"/>
+          <w:numId w:val="1"/>
+        </w:numPr>
+        <w:rPr>
+          <w:b/>
+          <w:bCs/>
+          <w:sz w:val="36"/>
+          <w:szCs w:val="36"/>
+        </w:rPr>
+      </w:pPr>
+      <w:r>
+        <w:rPr>
+          <w:sz w:val="36"/>
+          <w:szCs w:val="36"/>
+        </w:rPr>
+        <w:t>}</w:t>
+      </w:r>
+      <w:r>
+        <w:rPr>
+          <w:sz w:val="36"/>
+          <w:szCs w:val="36"/>
+        </w:rPr>
+        <w:t xml:space="preserve"> </w:t>
+      </w:r>
+    </w:p>
+    <w:p>
+      <w:pPr>
+        <w:pStyle w:val="ListParagraph"/>
+        <w:numPr>
+          <w:ilvl w:val="0"/>
+          <w:numId w:val="1"/>
+        </w:numPr>
+        <w:rPr>
+          <w:b/>
+          <w:bCs/>
+          <w:sz w:val="36"/>
+          <w:szCs w:val="36"/>
+        </w:rPr>
+      </w:pPr>
+      <w:r>
+        <w:rPr>
+          <w:b/>
+          <w:bCs/>
+          <w:sz w:val="36"/>
+          <w:szCs w:val="36"/>
+        </w:rPr>
+        <w:t xml:space="preserve">To add place in city using Thunder Client -&gt; </w:t>
+      </w:r>
+    </w:p>
+    <w:p>
+      <w:pPr>
+        <w:pStyle w:val="ListParagraph"/>
+        <w:numPr>
+          <w:ilvl w:val="1"/>
+          <w:numId w:val="1"/>
+        </w:numPr>
+        <w:rPr>
+          <w:b/>
+          <w:bCs/>
+          <w:sz w:val="36"/>
+          <w:szCs w:val="36"/>
+        </w:rPr>
+      </w:pPr>
+      <w:proofErr w:type="gramStart"/>
+      <w:r>
+        <w:rPr>
+          <w:b/>
+          <w:bCs/>
+          <w:sz w:val="36"/>
+          <w:szCs w:val="36"/>
+        </w:rPr>
+        <w:t>Post :</w:t>
+      </w:r>
+      <w:proofErr w:type="gramEnd"/>
+      <w:r>
+        <w:rPr>
+          <w:b/>
+          <w:bCs/>
+          <w:sz w:val="36"/>
+          <w:szCs w:val="36"/>
+        </w:rPr>
+        <w:t xml:space="preserve"> </w:t>
+      </w:r>
+      <w:hyperlink r:id="rId23" w:history="1">
+        <w:r>
+          <w:rPr>
+            <w:rStyle w:val="Hyperlink"/>
+            <w:b/>
+            <w:bCs/>
+            <w:sz w:val="36"/>
+            <w:szCs w:val="36"/>
+          </w:rPr>
+          <w:t>http://localhost:5000/api/places</w:t>
+        </w:r>
+        <w:r>
+          <w:rPr>
+            <w:rStyle w:val="Hyperlink"/>
+            <w:b/>
+            <w:bCs/>
+            <w:sz w:val="36"/>
+            <w:szCs w:val="36"/>
+          </w:rPr>
+          <w:t>/</w:t>
+        </w:r>
+      </w:hyperlink>
+    </w:p>
+    <w:p>
+      <w:pPr>
+        <w:pStyle w:val="ListParagraph"/>
+        <w:numPr>
+          <w:ilvl w:val="3"/>
+          <w:numId w:val="1"/>
+        </w:numPr>
+        <w:rPr>
+          <w:b/>
+          <w:bCs/>
+          <w:sz w:val="36"/>
+          <w:szCs w:val="36"/>
+        </w:rPr>
+      </w:pPr>
+      <w:r>
+        <w:rPr>
+          <w:b/>
+          <w:bCs/>
+          <w:sz w:val="36"/>
+          <w:szCs w:val="36"/>
+        </w:rPr>
+        <w:t>Body –</w:t>
+      </w:r>
+      <w:r>
+        <w:rPr>
+          <w:sz w:val="36"/>
+          <w:szCs w:val="36"/>
+        </w:rPr>
+        <w:t xml:space="preserve"> </w:t>
+      </w:r>
+    </w:p>
+    <w:p>
+      <w:pPr>
+        <w:pStyle w:val="ListParagraph"/>
+        <w:numPr>
+          <w:ilvl w:val="4"/>
+          <w:numId w:val="1"/>
+        </w:numPr>
+        <w:rPr>
+          <w:b/>
+          <w:bCs/>
+          <w:sz w:val="36"/>
+          <w:szCs w:val="36"/>
+        </w:rPr>
+      </w:pPr>
+      <w:r>
+        <w:rPr>
+          <w:b/>
+          <w:bCs/>
+          <w:sz w:val="36"/>
+          <w:szCs w:val="36"/>
+        </w:rPr>
+        <w:t>{</w:t>
+      </w:r>
+    </w:p>
+    <w:p>
+      <w:pPr>
+        <w:pStyle w:val="ListParagraph"/>
+        <w:numPr>
+          <w:ilvl w:val="4"/>
+          <w:numId w:val="1"/>
+        </w:numPr>
+        <w:rPr>
+          <w:b/>
+          <w:bCs/>
+          <w:sz w:val="36"/>
+          <w:szCs w:val="36"/>
+        </w:rPr>
+      </w:pPr>
+      <w:r>
+        <w:rPr>
+          <w:b/>
+          <w:bCs/>
+          <w:sz w:val="36"/>
+          <w:szCs w:val="36"/>
+        </w:rPr>
+        <w:t xml:space="preserve">  "name": "Taj Mahal",</w:t>
+      </w:r>
+    </w:p>
+    <w:p>
+      <w:pPr>
+        <w:pStyle w:val="ListParagraph"/>
+        <w:numPr>
+          <w:ilvl w:val="4"/>
+          <w:numId w:val="1"/>
+        </w:numPr>
+        <w:rPr>
+          <w:b/>
+          <w:bCs/>
+          <w:sz w:val="36"/>
+          <w:szCs w:val="36"/>
+        </w:rPr>
+      </w:pPr>
+      <w:r>
+        <w:rPr>
+          <w:b/>
+          <w:bCs/>
+          <w:sz w:val="36"/>
+          <w:szCs w:val="36"/>
+        </w:rPr>
+        <w:t xml:space="preserve">  "description": "One of the seven wonders of the world",</w:t>
+      </w:r>
+    </w:p>
+    <w:p>
+      <w:pPr>
+        <w:pStyle w:val="ListParagraph"/>
+        <w:numPr>
+          <w:ilvl w:val="4"/>
+          <w:numId w:val="1"/>
+        </w:numPr>
+        <w:rPr>
+          <w:b/>
+          <w:bCs/>
+          <w:sz w:val="36"/>
+          <w:szCs w:val="36"/>
+        </w:rPr>
+      </w:pPr>
+      <w:r>
+        <w:rPr>
+          <w:b/>
+          <w:bCs/>
+          <w:sz w:val="36"/>
+          <w:szCs w:val="36"/>
+        </w:rPr>
+        <w:t xml:space="preserve">  "</w:t>
+      </w:r>
+      <w:proofErr w:type="spellStart"/>
+      <w:r>
+        <w:rPr>
+          <w:b/>
+          <w:bCs/>
+          <w:sz w:val="36"/>
+          <w:szCs w:val="36"/>
+        </w:rPr>
+        <w:t>entryFee</w:t>
+      </w:r>
+      <w:proofErr w:type="spellEnd"/>
+      <w:r>
+        <w:rPr>
+          <w:b/>
+          <w:bCs/>
+          <w:sz w:val="36"/>
+          <w:szCs w:val="36"/>
+        </w:rPr>
+        <w:t>": "₹1100",</w:t>
+      </w:r>
+    </w:p>
+    <w:p>
+      <w:pPr>
+        <w:pStyle w:val="ListParagraph"/>
+        <w:numPr>
+          <w:ilvl w:val="4"/>
+          <w:numId w:val="1"/>
+        </w:numPr>
+        <w:rPr>
+          <w:b/>
+          <w:bCs/>
+          <w:sz w:val="36"/>
+          <w:szCs w:val="36"/>
+        </w:rPr>
+      </w:pPr>
+      <w:r>
+        <w:rPr>
+          <w:b/>
+          <w:bCs/>
+          <w:sz w:val="36"/>
+          <w:szCs w:val="36"/>
+        </w:rPr>
+        <w:t xml:space="preserve">  "city": "AGRA_CITY_ID"</w:t>
+      </w:r>
+    </w:p>
+    <w:p>
+      <w:pPr>
+        <w:pStyle w:val="ListParagraph"/>
+        <w:numPr>
+          <w:ilvl w:val="4"/>
+          <w:numId w:val="1"/>
+        </w:numPr>
+        <w:rPr>
+          <w:b/>
+          <w:bCs/>
+          <w:sz w:val="36"/>
+          <w:szCs w:val="36"/>
+        </w:rPr>
+      </w:pPr>
+      <w:r>
+        <w:rPr>
+          <w:b/>
+          <w:bCs/>
+          <w:sz w:val="36"/>
+          <w:szCs w:val="36"/>
+        </w:rPr>
+        <w:t>}</w:t>
+      </w:r>
+    </w:p>
+    <w:p>
+      <w:pPr>
+        <w:pStyle w:val="ListParagraph"/>
+        <w:numPr>
+          <w:ilvl w:val="0"/>
+          <w:numId w:val="1"/>
+        </w:numPr>
+        <w:rPr>
+          <w:b/>
+          <w:bCs/>
+          <w:sz w:val="36"/>
+          <w:szCs w:val="36"/>
+        </w:rPr>
+      </w:pPr>
+      <w:r>
+        <w:rPr>
+          <w:b/>
+          <w:bCs/>
+          <w:sz w:val="36"/>
+          <w:szCs w:val="36"/>
+        </w:rPr>
+        <w:t>To add food in city using Thunder Client -&gt;</w:t>
+      </w:r>
+    </w:p>
+    <w:p>
+      <w:pPr>
+        <w:pStyle w:val="ListParagraph"/>
+        <w:numPr>
+          <w:ilvl w:val="1"/>
+          <w:numId w:val="1"/>
+        </w:numPr>
+        <w:rPr>
+          <w:b/>
+          <w:bCs/>
+          <w:sz w:val="36"/>
+          <w:szCs w:val="36"/>
+        </w:rPr>
+      </w:pPr>
+      <w:proofErr w:type="gramStart"/>
+      <w:r>
+        <w:rPr>
+          <w:b/>
+          <w:bCs/>
+          <w:sz w:val="36"/>
+          <w:szCs w:val="36"/>
+        </w:rPr>
+        <w:t>Post :</w:t>
+      </w:r>
+      <w:proofErr w:type="gramEnd"/>
+      <w:r>
+        <w:rPr>
+          <w:b/>
+          <w:bCs/>
+          <w:sz w:val="36"/>
+          <w:szCs w:val="36"/>
+        </w:rPr>
+        <w:t xml:space="preserve"> </w:t>
+      </w:r>
+      <w:hyperlink r:id="rId24" w:history="1">
+        <w:r>
+          <w:rPr>
+            <w:rStyle w:val="Hyperlink"/>
+            <w:b/>
+            <w:bCs/>
+            <w:sz w:val="36"/>
+            <w:szCs w:val="36"/>
+          </w:rPr>
+          <w:t>http://localhost:5000/api/foods</w:t>
+        </w:r>
+      </w:hyperlink>
+    </w:p>
+    <w:p>
+      <w:pPr>
+        <w:pStyle w:val="ListParagraph"/>
+        <w:numPr>
+          <w:ilvl w:val="3"/>
+          <w:numId w:val="1"/>
+        </w:numPr>
+        <w:rPr>
+          <w:b/>
+          <w:bCs/>
+          <w:sz w:val="36"/>
+          <w:szCs w:val="36"/>
+        </w:rPr>
+      </w:pPr>
+      <w:r>
+        <w:rPr>
+          <w:b/>
+          <w:bCs/>
+          <w:sz w:val="36"/>
+          <w:szCs w:val="36"/>
+        </w:rPr>
+        <w:t>{</w:t>
+      </w:r>
+    </w:p>
+    <w:p>
+      <w:pPr>
+        <w:pStyle w:val="ListParagraph"/>
+        <w:numPr>
+          <w:ilvl w:val="3"/>
+          <w:numId w:val="1"/>
+        </w:numPr>
+        <w:rPr>
+          <w:b/>
+          <w:bCs/>
+          <w:sz w:val="36"/>
+          <w:szCs w:val="36"/>
+        </w:rPr>
+      </w:pPr>
+      <w:r>
+        <w:rPr>
+          <w:b/>
+          <w:bCs/>
+          <w:sz w:val="36"/>
+          <w:szCs w:val="36"/>
+        </w:rPr>
+        <w:t xml:space="preserve">  "name": "</w:t>
+      </w:r>
+      <w:proofErr w:type="spellStart"/>
+      <w:r>
+        <w:rPr>
+          <w:b/>
+          <w:bCs/>
+          <w:sz w:val="36"/>
+          <w:szCs w:val="36"/>
+        </w:rPr>
+        <w:t>Petha</w:t>
+      </w:r>
+      <w:proofErr w:type="spellEnd"/>
+      <w:r>
+        <w:rPr>
+          <w:b/>
+          <w:bCs/>
+          <w:sz w:val="36"/>
+          <w:szCs w:val="36"/>
+        </w:rPr>
+        <w:t>",</w:t>
+      </w:r>
+    </w:p>
+    <w:p>
+      <w:pPr>
+        <w:pStyle w:val="ListParagraph"/>
+        <w:numPr>
+          <w:ilvl w:val="3"/>
+          <w:numId w:val="1"/>
+        </w:numPr>
+        <w:rPr>
+          <w:b/>
+          <w:bCs/>
+          <w:sz w:val="36"/>
+          <w:szCs w:val="36"/>
+        </w:rPr>
+      </w:pPr>
+      <w:r>
+        <w:rPr>
+          <w:b/>
+          <w:bCs/>
+          <w:sz w:val="36"/>
+          <w:szCs w:val="36"/>
+        </w:rPr>
+        <w:t xml:space="preserve">  "description": "Sweet made from ash gourd",</w:t>
+      </w:r>
+    </w:p>
+    <w:p>
+      <w:pPr>
+        <w:pStyle w:val="ListParagraph"/>
+        <w:numPr>
+          <w:ilvl w:val="3"/>
+          <w:numId w:val="1"/>
+        </w:numPr>
+        <w:rPr>
+          <w:b/>
+          <w:bCs/>
+          <w:sz w:val="36"/>
+          <w:szCs w:val="36"/>
+        </w:rPr>
+      </w:pPr>
+      <w:r>
+        <w:rPr>
+          <w:b/>
+          <w:bCs/>
+          <w:sz w:val="36"/>
+          <w:szCs w:val="36"/>
+        </w:rPr>
+        <w:t xml:space="preserve">  "</w:t>
+      </w:r>
+      <w:proofErr w:type="spellStart"/>
+      <w:r>
+        <w:rPr>
+          <w:b/>
+          <w:bCs/>
+          <w:sz w:val="36"/>
+          <w:szCs w:val="36"/>
+        </w:rPr>
+        <w:t>bestPlace</w:t>
+      </w:r>
+      <w:proofErr w:type="spellEnd"/>
+      <w:r>
+        <w:rPr>
+          <w:b/>
+          <w:bCs/>
+          <w:sz w:val="36"/>
+          <w:szCs w:val="36"/>
+        </w:rPr>
+        <w:t>": "Sadar Bazaar",</w:t>
+      </w:r>
+    </w:p>
+    <w:p>
+      <w:pPr>
+        <w:pStyle w:val="ListParagraph"/>
+        <w:numPr>
+          <w:ilvl w:val="3"/>
+          <w:numId w:val="1"/>
+        </w:numPr>
+        <w:rPr>
+          <w:b/>
+          <w:bCs/>
+          <w:sz w:val="36"/>
+          <w:szCs w:val="36"/>
+        </w:rPr>
+      </w:pPr>
+      <w:r>
+        <w:rPr>
+          <w:b/>
+          <w:bCs/>
+          <w:sz w:val="36"/>
+          <w:szCs w:val="36"/>
+        </w:rPr>
+        <w:t xml:space="preserve">  "</w:t>
+      </w:r>
+      <w:proofErr w:type="spellStart"/>
+      <w:r>
+        <w:rPr>
+          <w:b/>
+          <w:bCs/>
+          <w:sz w:val="36"/>
+          <w:szCs w:val="36"/>
+        </w:rPr>
+        <w:t>priceRange</w:t>
+      </w:r>
+      <w:proofErr w:type="spellEnd"/>
+      <w:r>
+        <w:rPr>
+          <w:b/>
+          <w:bCs/>
+          <w:sz w:val="36"/>
+          <w:szCs w:val="36"/>
+        </w:rPr>
+        <w:t>": "₹100–₹300",</w:t>
+      </w:r>
+    </w:p>
+    <w:p>
+      <w:pPr>
+        <w:pStyle w:val="ListParagraph"/>
+        <w:numPr>
+          <w:ilvl w:val="3"/>
+          <w:numId w:val="1"/>
+        </w:numPr>
+        <w:rPr>
+          <w:b/>
+          <w:bCs/>
+          <w:sz w:val="36"/>
+          <w:szCs w:val="36"/>
+        </w:rPr>
+      </w:pPr>
+      <w:r>
+        <w:rPr>
+          <w:b/>
+          <w:bCs/>
+          <w:sz w:val="36"/>
+          <w:szCs w:val="36"/>
+        </w:rPr>
+        <w:t xml:space="preserve">  "city": "694ea653d892eafd5a290c9c"</w:t>
+      </w:r>
+    </w:p>
+    <w:p>
+      <w:pPr>
+        <w:pStyle w:val="ListParagraph"/>
+        <w:numPr>
+          <w:ilvl w:val="3"/>
+          <w:numId w:val="1"/>
+        </w:numPr>
+        <w:rPr>
+          <w:b/>
+          <w:bCs/>
+          <w:sz w:val="36"/>
+          <w:szCs w:val="36"/>
+        </w:rPr>
+      </w:pPr>
+      <w:r>
+        <w:rPr>
+          <w:b/>
+          <w:bCs/>
+          <w:sz w:val="36"/>
+          <w:szCs w:val="36"/>
+        </w:rPr>
+        <w:t>}</w:t>
+      </w:r>
+    </w:p>
+    <w:p>
+      <w:pPr>
+        <w:pStyle w:val="ListParagraph"/>
+        <w:numPr>
+          <w:ilvl w:val="0"/>
+          <w:numId w:val="1"/>
+        </w:numPr>
+        <w:rPr>
+          <w:b/>
+          <w:bCs/>
+          <w:sz w:val="36"/>
+          <w:szCs w:val="36"/>
+        </w:rPr>
+      </w:pPr>
+      <w:r>
+        <w:rPr>
+          <w:b/>
+          <w:bCs/>
+          <w:sz w:val="36"/>
+          <w:szCs w:val="36"/>
+        </w:rPr>
+        <w:t xml:space="preserve">To add Transport details using Thunder Client -&gt; </w:t>
+      </w:r>
+    </w:p>
+    <w:p>
+      <w:pPr>
+        <w:pStyle w:val="ListParagraph"/>
+        <w:numPr>
+          <w:ilvl w:val="1"/>
+          <w:numId w:val="1"/>
+        </w:numPr>
+        <w:rPr>
+          <w:b/>
+          <w:bCs/>
+          <w:sz w:val="36"/>
+          <w:szCs w:val="36"/>
+        </w:rPr>
+      </w:pPr>
+      <w:proofErr w:type="gramStart"/>
+      <w:r>
+        <w:rPr>
+          <w:b/>
+          <w:bCs/>
+          <w:sz w:val="36"/>
+          <w:szCs w:val="36"/>
+        </w:rPr>
+        <w:t>Post :</w:t>
+      </w:r>
+      <w:proofErr w:type="gramEnd"/>
+      <w:r>
+        <w:rPr>
+          <w:b/>
+          <w:bCs/>
+          <w:sz w:val="36"/>
+          <w:szCs w:val="36"/>
+        </w:rPr>
+        <w:t xml:space="preserve"> </w:t>
+      </w:r>
+      <w:hyperlink r:id="rId25" w:history="1">
+        <w:r>
+          <w:rPr>
+            <w:rStyle w:val="Hyperlink"/>
+            <w:b/>
+            <w:bCs/>
+            <w:sz w:val="36"/>
+            <w:szCs w:val="36"/>
+          </w:rPr>
+          <w:t>http://localhost:5000/api/transports</w:t>
+        </w:r>
+      </w:hyperlink>
+    </w:p>
+    <w:p>
+      <w:pPr>
+        <w:pStyle w:val="ListParagraph"/>
+        <w:numPr>
+          <w:ilvl w:val="3"/>
+          <w:numId w:val="1"/>
+        </w:numPr>
+        <w:rPr>
+          <w:b/>
+          <w:bCs/>
+          <w:sz w:val="36"/>
+          <w:szCs w:val="36"/>
+        </w:rPr>
+      </w:pPr>
+      <w:r>
+        <w:rPr>
+          <w:b/>
+          <w:bCs/>
+          <w:sz w:val="36"/>
+          <w:szCs w:val="36"/>
+        </w:rPr>
+        <w:t>{</w:t>
+      </w:r>
+    </w:p>
+    <w:p>
+      <w:pPr>
+        <w:pStyle w:val="ListParagraph"/>
+        <w:numPr>
+          <w:ilvl w:val="3"/>
+          <w:numId w:val="1"/>
+        </w:numPr>
+        <w:rPr>
+          <w:b/>
+          <w:bCs/>
+          <w:sz w:val="36"/>
+          <w:szCs w:val="36"/>
+        </w:rPr>
+      </w:pPr>
+      <w:r>
+        <w:rPr>
+          <w:b/>
+          <w:bCs/>
+          <w:sz w:val="36"/>
+          <w:szCs w:val="36"/>
+        </w:rPr>
+        <w:t xml:space="preserve">  "type": "Auto Rickshaw",</w:t>
+      </w:r>
+    </w:p>
+    <w:p>
+      <w:pPr>
+        <w:pStyle w:val="ListParagraph"/>
+        <w:numPr>
+          <w:ilvl w:val="3"/>
+          <w:numId w:val="1"/>
+        </w:numPr>
+        <w:rPr>
+          <w:b/>
+          <w:bCs/>
+          <w:sz w:val="36"/>
+          <w:szCs w:val="36"/>
+        </w:rPr>
+      </w:pPr>
+      <w:r>
+        <w:rPr>
+          <w:b/>
+          <w:bCs/>
+          <w:sz w:val="36"/>
+          <w:szCs w:val="36"/>
+        </w:rPr>
+        <w:t xml:space="preserve">  "description": "Easily available within city",</w:t>
+      </w:r>
+    </w:p>
+    <w:p>
+      <w:pPr>
+        <w:pStyle w:val="ListParagraph"/>
+        <w:numPr>
+          <w:ilvl w:val="3"/>
+          <w:numId w:val="1"/>
+        </w:numPr>
+        <w:rPr>
+          <w:b/>
+          <w:bCs/>
+          <w:sz w:val="36"/>
+          <w:szCs w:val="36"/>
+        </w:rPr>
+      </w:pPr>
+      <w:r>
+        <w:rPr>
+          <w:b/>
+          <w:bCs/>
+          <w:sz w:val="36"/>
+          <w:szCs w:val="36"/>
+        </w:rPr>
+        <w:t xml:space="preserve">  "charges": "₹20–₹100",</w:t>
+      </w:r>
+    </w:p>
+    <w:p>
+      <w:pPr>
+        <w:pStyle w:val="ListParagraph"/>
+        <w:numPr>
+          <w:ilvl w:val="3"/>
+          <w:numId w:val="1"/>
+        </w:numPr>
+        <w:rPr>
+          <w:b/>
+          <w:bCs/>
+          <w:sz w:val="36"/>
+          <w:szCs w:val="36"/>
+        </w:rPr>
+      </w:pPr>
+      <w:r>
+        <w:rPr>
+          <w:b/>
+          <w:bCs/>
+          <w:sz w:val="36"/>
+          <w:szCs w:val="36"/>
+        </w:rPr>
+        <w:t xml:space="preserve">  "route": "Railway Station to Taj Mahal",</w:t>
+      </w:r>
+    </w:p>
+    <w:p>
+      <w:pPr>
+        <w:pStyle w:val="ListParagraph"/>
+        <w:numPr>
+          <w:ilvl w:val="3"/>
+          <w:numId w:val="1"/>
+        </w:numPr>
+        <w:rPr>
+          <w:b/>
+          <w:bCs/>
+          <w:sz w:val="36"/>
+          <w:szCs w:val="36"/>
+        </w:rPr>
+      </w:pPr>
+      <w:r>
+        <w:rPr>
+          <w:b/>
+          <w:bCs/>
+          <w:sz w:val="36"/>
+          <w:szCs w:val="36"/>
+        </w:rPr>
+        <w:t xml:space="preserve">  "city": "AGRA_CITY_ID"</w:t>
+      </w:r>
+    </w:p>
+    <w:p>
+      <w:pPr>
+        <w:pStyle w:val="ListParagraph"/>
+        <w:numPr>
+          <w:ilvl w:val="3"/>
+          <w:numId w:val="1"/>
+        </w:numPr>
+        <w:pBdr>
+          <w:bottom w:val="double" w:sz="6" w:space="1" w:color="auto"/>
+        </w:pBdr>
+        <w:rPr>
+          <w:b/>
+          <w:bCs/>
+          <w:sz w:val="36"/>
+          <w:szCs w:val="36"/>
+        </w:rPr>
+      </w:pPr>
+      <w:r>
+        <w:rPr>
+          <w:b/>
+          <w:bCs/>
+          <w:sz w:val="36"/>
+          <w:szCs w:val="36"/>
+        </w:rPr>
+        <w:t>}</w:t>
+      </w:r>
+    </w:p>
+    <w:p>
+      <w:pPr>
+        <w:pBdr>
+          <w:bottom w:val="double" w:sz="6" w:space="1" w:color="auto"/>
+        </w:pBdr>
+        <w:rPr>
+          <w:b/>
+          <w:bCs/>
+          <w:sz w:val="36"/>
+          <w:szCs w:val="36"/>
+        </w:rPr>
+      </w:pPr>
+      <w:r>
+        <w:rPr>
+          <w:b/>
+          <w:bCs/>
+          <w:sz w:val="36"/>
+          <w:szCs w:val="36"/>
+        </w:rPr>
+        <w:t xml:space="preserve">We have done some basic structure and added some states and </w:t>
+      </w:r>
+      <w:proofErr w:type="gramStart"/>
+      <w:r>
+        <w:rPr>
+          <w:b/>
+          <w:bCs/>
+          <w:sz w:val="36"/>
+          <w:szCs w:val="36"/>
+        </w:rPr>
+        <w:t>cities .</w:t>
+      </w:r>
+      <w:proofErr w:type="gramEnd"/>
+      <w:r>
+        <w:rPr>
+          <w:b/>
+          <w:bCs/>
+          <w:sz w:val="36"/>
+          <w:szCs w:val="36"/>
+        </w:rPr>
+        <w:t xml:space="preserve"> From now I will make Header of the project </w:t>
+      </w:r>
+    </w:p>
+    <w:p>
+      <w:pPr>
+        <w:pStyle w:val="ListParagraph"/>
+        <w:numPr>
+          <w:ilvl w:val="0"/>
+          <w:numId w:val="1"/>
+        </w:numPr>
+        <w:rPr>
+          <w:b/>
+          <w:bCs/>
+          <w:sz w:val="36"/>
+          <w:szCs w:val="36"/>
+        </w:rPr>
+      </w:pPr>
+      <w:r>
+        <w:rPr>
+          <w:b/>
+          <w:bCs/>
+          <w:sz w:val="36"/>
+          <w:szCs w:val="36"/>
+        </w:rPr>
+        <w:t xml:space="preserve">Creating Header of </w:t>
+      </w:r>
+      <w:proofErr w:type="gramStart"/>
+      <w:r>
+        <w:rPr>
+          <w:b/>
+          <w:bCs/>
+          <w:sz w:val="36"/>
+          <w:szCs w:val="36"/>
+        </w:rPr>
+        <w:t>Website :</w:t>
+      </w:r>
+      <w:proofErr w:type="gramEnd"/>
+      <w:r>
+        <w:rPr>
+          <w:b/>
+          <w:bCs/>
+          <w:sz w:val="36"/>
+          <w:szCs w:val="36"/>
+        </w:rPr>
+        <w:t xml:space="preserve"> </w:t>
+      </w:r>
+    </w:p>
+    <w:p>
+      <w:pPr>
+        <w:pStyle w:val="ListParagraph"/>
+        <w:numPr>
+          <w:ilvl w:val="1"/>
+          <w:numId w:val="1"/>
+        </w:numPr>
+        <w:rPr>
+          <w:b/>
+          <w:bCs/>
+          <w:sz w:val="36"/>
+          <w:szCs w:val="36"/>
+        </w:rPr>
+      </w:pPr>
+      <w:r>
+        <w:rPr>
+          <w:b/>
+          <w:bCs/>
+          <w:sz w:val="36"/>
+          <w:szCs w:val="36"/>
+        </w:rPr>
+        <w:t>client/</w:t>
+      </w:r>
+      <w:proofErr w:type="spellStart"/>
+      <w:r>
+        <w:rPr>
+          <w:b/>
+          <w:bCs/>
+          <w:sz w:val="36"/>
+          <w:szCs w:val="36"/>
+        </w:rPr>
+        <w:t>src</w:t>
+      </w:r>
+      <w:proofErr w:type="spellEnd"/>
+      <w:r>
+        <w:rPr>
+          <w:b/>
+          <w:bCs/>
+          <w:sz w:val="36"/>
+          <w:szCs w:val="36"/>
+        </w:rPr>
+        <w:t>/components/</w:t>
+      </w:r>
+      <w:proofErr w:type="spellStart"/>
+      <w:r>
+        <w:rPr>
+          <w:b/>
+          <w:bCs/>
+          <w:sz w:val="36"/>
+          <w:szCs w:val="36"/>
+        </w:rPr>
+        <w:t>Header.jsx</w:t>
+      </w:r>
+      <w:proofErr w:type="spellEnd"/>
+      <w:r>
+        <w:rPr>
+          <w:b/>
+          <w:bCs/>
+          <w:sz w:val="36"/>
+          <w:szCs w:val="36"/>
+        </w:rPr>
+        <w:t xml:space="preserve"> </w:t>
+      </w:r>
+    </w:p>
+    <w:p>
+      <w:pPr>
+        <w:pStyle w:val="ListParagraph"/>
+        <w:numPr>
+          <w:ilvl w:val="1"/>
+          <w:numId w:val="1"/>
+        </w:numPr>
+        <w:rPr>
+          <w:b/>
+          <w:bCs/>
+          <w:sz w:val="36"/>
+          <w:szCs w:val="36"/>
+        </w:rPr>
+      </w:pPr>
+      <w:r>
+        <w:rPr>
+          <w:b/>
+          <w:bCs/>
+          <w:sz w:val="36"/>
+          <w:szCs w:val="36"/>
+        </w:rPr>
+        <w:t xml:space="preserve">use header in </w:t>
+      </w:r>
+      <w:r>
+        <w:rPr>
+          <w:b/>
+          <w:bCs/>
+          <w:sz w:val="36"/>
+          <w:szCs w:val="36"/>
+        </w:rPr>
+        <w:t>client/</w:t>
+      </w:r>
+      <w:proofErr w:type="spellStart"/>
+      <w:r>
+        <w:rPr>
+          <w:b/>
+          <w:bCs/>
+          <w:sz w:val="36"/>
+          <w:szCs w:val="36"/>
+        </w:rPr>
+        <w:t>src</w:t>
+      </w:r>
+      <w:proofErr w:type="spellEnd"/>
+      <w:r>
+        <w:rPr>
+          <w:b/>
+          <w:bCs/>
+          <w:sz w:val="36"/>
+          <w:szCs w:val="36"/>
+        </w:rPr>
+        <w:t>/</w:t>
+      </w:r>
+      <w:proofErr w:type="spellStart"/>
+      <w:r>
+        <w:rPr>
+          <w:b/>
+          <w:bCs/>
+          <w:sz w:val="36"/>
+          <w:szCs w:val="36"/>
+        </w:rPr>
+        <w:t>App.jsx</w:t>
+      </w:r>
+      <w:proofErr w:type="spellEnd"/>
+    </w:p>
+    <w:p>
+      <w:pPr>
+        <w:pStyle w:val="ListParagraph"/>
+        <w:numPr>
+          <w:ilvl w:val="0"/>
+          <w:numId w:val="1"/>
+        </w:numPr>
+        <w:rPr>
+          <w:b/>
+          <w:bCs/>
+          <w:sz w:val="36"/>
+          <w:szCs w:val="36"/>
+        </w:rPr>
+      </w:pPr>
+      <w:r>
+        <w:rPr>
+          <w:b/>
+          <w:bCs/>
+          <w:sz w:val="36"/>
+          <w:szCs w:val="36"/>
+        </w:rPr>
+        <w:t xml:space="preserve">Creating </w:t>
+      </w:r>
+      <w:r>
+        <w:rPr>
+          <w:b/>
+          <w:bCs/>
+          <w:sz w:val="36"/>
+          <w:szCs w:val="36"/>
+        </w:rPr>
+        <w:t>Footer</w:t>
+      </w:r>
+      <w:r>
+        <w:rPr>
+          <w:b/>
+          <w:bCs/>
+          <w:sz w:val="36"/>
+          <w:szCs w:val="36"/>
+        </w:rPr>
+        <w:t xml:space="preserve"> of </w:t>
+      </w:r>
+      <w:proofErr w:type="gramStart"/>
+      <w:r>
+        <w:rPr>
+          <w:b/>
+          <w:bCs/>
+          <w:sz w:val="36"/>
+          <w:szCs w:val="36"/>
+        </w:rPr>
+        <w:t>Website :</w:t>
+      </w:r>
+      <w:proofErr w:type="gramEnd"/>
+      <w:r>
+        <w:rPr>
+          <w:b/>
+          <w:bCs/>
+          <w:sz w:val="36"/>
+          <w:szCs w:val="36"/>
+        </w:rPr>
+        <w:t xml:space="preserve"> </w:t>
+      </w:r>
+    </w:p>
+    <w:p>
+      <w:pPr>
+        <w:pStyle w:val="ListParagraph"/>
+        <w:numPr>
+          <w:ilvl w:val="1"/>
+          <w:numId w:val="1"/>
+        </w:numPr>
+        <w:rPr>
+          <w:b/>
+          <w:bCs/>
+          <w:sz w:val="36"/>
+          <w:szCs w:val="36"/>
+        </w:rPr>
+      </w:pPr>
+      <w:r>
+        <w:rPr>
+          <w:b/>
+          <w:bCs/>
+          <w:sz w:val="36"/>
+          <w:szCs w:val="36"/>
+        </w:rPr>
+        <w:t>client/</w:t>
+      </w:r>
+      <w:proofErr w:type="spellStart"/>
+      <w:r>
+        <w:rPr>
+          <w:b/>
+          <w:bCs/>
+          <w:sz w:val="36"/>
+          <w:szCs w:val="36"/>
+        </w:rPr>
+        <w:t>src</w:t>
+      </w:r>
+      <w:proofErr w:type="spellEnd"/>
+      <w:r>
+        <w:rPr>
+          <w:b/>
+          <w:bCs/>
+          <w:sz w:val="36"/>
+          <w:szCs w:val="36"/>
+        </w:rPr>
+        <w:t>/components/</w:t>
+      </w:r>
+      <w:proofErr w:type="spellStart"/>
+      <w:r>
+        <w:rPr>
+          <w:b/>
+          <w:bCs/>
+          <w:sz w:val="36"/>
+          <w:szCs w:val="36"/>
+        </w:rPr>
+        <w:t>Footer</w:t>
+      </w:r>
+      <w:r>
+        <w:rPr>
+          <w:b/>
+          <w:bCs/>
+          <w:sz w:val="36"/>
+          <w:szCs w:val="36"/>
+        </w:rPr>
+        <w:t>.jsx</w:t>
+      </w:r>
+      <w:proofErr w:type="spellEnd"/>
+      <w:r>
+        <w:rPr>
+          <w:b/>
+          <w:bCs/>
+          <w:sz w:val="36"/>
+          <w:szCs w:val="36"/>
+        </w:rPr>
+        <w:t xml:space="preserve"> </w:t>
+      </w:r>
+    </w:p>
+    <w:p>
+      <w:pPr>
+        <w:pStyle w:val="ListParagraph"/>
+        <w:numPr>
+          <w:ilvl w:val="1"/>
+          <w:numId w:val="1"/>
+        </w:numPr>
+        <w:rPr>
+          <w:b/>
+          <w:bCs/>
+          <w:sz w:val="36"/>
+          <w:szCs w:val="36"/>
+        </w:rPr>
+      </w:pPr>
+      <w:r>
+        <w:rPr>
+          <w:b/>
+          <w:bCs/>
+          <w:sz w:val="36"/>
+          <w:szCs w:val="36"/>
+        </w:rPr>
+        <w:t xml:space="preserve">use Footer in </w:t>
+      </w:r>
+      <w:r>
+        <w:rPr>
+          <w:b/>
+          <w:bCs/>
+          <w:sz w:val="36"/>
+          <w:szCs w:val="36"/>
+        </w:rPr>
+        <w:t>client/</w:t>
+      </w:r>
+      <w:proofErr w:type="spellStart"/>
+      <w:r>
+        <w:rPr>
+          <w:b/>
+          <w:bCs/>
+          <w:sz w:val="36"/>
+          <w:szCs w:val="36"/>
+        </w:rPr>
+        <w:t>src</w:t>
+      </w:r>
+      <w:proofErr w:type="spellEnd"/>
+      <w:r>
+        <w:rPr>
+          <w:b/>
+          <w:bCs/>
+          <w:sz w:val="36"/>
+          <w:szCs w:val="36"/>
+        </w:rPr>
+        <w:t>/</w:t>
+      </w:r>
+      <w:proofErr w:type="spellStart"/>
+      <w:r>
+        <w:rPr>
+          <w:b/>
+          <w:bCs/>
+          <w:sz w:val="36"/>
+          <w:szCs w:val="36"/>
+        </w:rPr>
+        <w:t>App.jsx</w:t>
+      </w:r>
+      <w:proofErr w:type="spellEnd"/>
     </w:p>
     <w:p>
       <w:pPr>
@@ -10613,6 +13292,95 @@
     </w:lvl>
   </w:abstractNum>
   <w:abstractNum w:abstractNumId="7" w15:restartNumberingAfterBreak="0">
+    <w:nsid w:val="780D554E"/>
+    <w:multiLevelType w:val="hybridMultilevel"/>
+    <w:tmpl w:val="03C4EC76"/>
+    <w:lvl w:ilvl="0" w:tplc="40090011">
+      <w:start w:val="1"/>
+      <w:numFmt w:val="decimal"/>
+      <w:lvlText w:val="%1)"/>
+      <w:lvlJc w:val="left"/>
+      <w:pPr>
+        <w:ind w:left="720" w:hanging="360"/>
+      </w:pPr>
+      <w:rPr>
+        <w:rFonts w:hint="default"/>
+      </w:rPr>
+    </w:lvl>
+    <w:lvl w:ilvl="1" w:tplc="40090019" w:tentative="1">
+      <w:start w:val="1"/>
+      <w:numFmt w:val="lowerLetter"/>
+      <w:lvlText w:val="%2."/>
+      <w:lvlJc w:val="left"/>
+      <w:pPr>
+        <w:ind w:left="1440" w:hanging="360"/>
+      </w:pPr>
+    </w:lvl>
+    <w:lvl w:ilvl="2" w:tplc="4009001B" w:tentative="1">
+      <w:start w:val="1"/>
+      <w:numFmt w:val="lowerRoman"/>
+      <w:lvlText w:val="%3."/>
+      <w:lvlJc w:val="right"/>
+      <w:pPr>
+        <w:ind w:left="2160" w:hanging="180"/>
+      </w:pPr>
+    </w:lvl>
+    <w:lvl w:ilvl="3" w:tplc="4009000F" w:tentative="1">
+      <w:start w:val="1"/>
+      <w:numFmt w:val="decimal"/>
+      <w:lvlText w:val="%4."/>
+      <w:lvlJc w:val="left"/>
+      <w:pPr>
+        <w:ind w:left="2880" w:hanging="360"/>
+      </w:pPr>
+    </w:lvl>
+    <w:lvl w:ilvl="4" w:tplc="40090019" w:tentative="1">
+      <w:start w:val="1"/>
+      <w:numFmt w:val="lowerLetter"/>
+      <w:lvlText w:val="%5."/>
+      <w:lvlJc w:val="left"/>
+      <w:pPr>
+        <w:ind w:left="3600" w:hanging="360"/>
+      </w:pPr>
+    </w:lvl>
+    <w:lvl w:ilvl="5" w:tplc="4009001B" w:tentative="1">
+      <w:start w:val="1"/>
+      <w:numFmt w:val="lowerRoman"/>
+      <w:lvlText w:val="%6."/>
+      <w:lvlJc w:val="right"/>
+      <w:pPr>
+        <w:ind w:left="4320" w:hanging="180"/>
+      </w:pPr>
+    </w:lvl>
+    <w:lvl w:ilvl="6" w:tplc="4009000F" w:tentative="1">
+      <w:start w:val="1"/>
+      <w:numFmt w:val="decimal"/>
+      <w:lvlText w:val="%7."/>
+      <w:lvlJc w:val="left"/>
+      <w:pPr>
+        <w:ind w:left="5040" w:hanging="360"/>
+      </w:pPr>
+    </w:lvl>
+    <w:lvl w:ilvl="7" w:tplc="40090019" w:tentative="1">
+      <w:start w:val="1"/>
+      <w:numFmt w:val="lowerLetter"/>
+      <w:lvlText w:val="%8."/>
+      <w:lvlJc w:val="left"/>
+      <w:pPr>
+        <w:ind w:left="5760" w:hanging="360"/>
+      </w:pPr>
+    </w:lvl>
+    <w:lvl w:ilvl="8" w:tplc="4009001B" w:tentative="1">
+      <w:start w:val="1"/>
+      <w:numFmt w:val="lowerRoman"/>
+      <w:lvlText w:val="%9."/>
+      <w:lvlJc w:val="right"/>
+      <w:pPr>
+        <w:ind w:left="6480" w:hanging="180"/>
+      </w:pPr>
+    </w:lvl>
+  </w:abstractNum>
+  <w:abstractNum w:abstractNumId="8" w15:restartNumberingAfterBreak="0">
     <w:nsid w:val="7AF147B9"/>
     <w:multiLevelType w:val="multilevel"/>
     <w:tmpl w:val="80828FAC"/>
@@ -10774,7 +13542,7 @@
     <w:abstractNumId w:val="3"/>
   </w:num>
   <w:num w:numId="5" w16cid:durableId="671882583">
-    <w:abstractNumId w:val="7"/>
+    <w:abstractNumId w:val="8"/>
   </w:num>
   <w:num w:numId="6" w16cid:durableId="2045399260">
     <w:abstractNumId w:val="4"/>
@@ -10784,6 +13552,9 @@
   </w:num>
   <w:num w:numId="8" w16cid:durableId="63533956">
     <w:abstractNumId w:val="0"/>
+  </w:num>
+  <w:num w:numId="9" w16cid:durableId="799618167">
+    <w:abstractNumId w:val="7"/>
   </w:num>
 </w:numbering>
 </file>
